--- a/Project process book.docx
+++ b/Project process book.docx
@@ -71,7 +71,7 @@
           <w:szCs w:val="28"/>
         </w:rPr>
         <w:br/>
-        <w:t xml:space="preserve">Syed Muhammad Mahdi – </w:t>
+        <w:t>Syed Muhammad Mahdi – 105172195</w:t>
       </w:r>
       <w:r>
         <w:rPr>
@@ -79,84 +79,94 @@
           <w:sz w:val="28"/>
           <w:szCs w:val="28"/>
         </w:rPr>
-        <w:t>105172195</w:t>
-      </w:r>
+        <w:br/>
+      </w:r>
+      <w:proofErr w:type="spellStart"/>
       <w:r>
         <w:rPr>
           <w:color w:val="000000" w:themeColor="text1"/>
           <w:sz w:val="28"/>
           <w:szCs w:val="28"/>
         </w:rPr>
-        <w:br/>
-      </w:r>
-      <w:proofErr w:type="spellStart"/>
+        <w:t>Dilhani</w:t>
+      </w:r>
+      <w:proofErr w:type="spellEnd"/>
       <w:r>
         <w:rPr>
           <w:color w:val="000000" w:themeColor="text1"/>
           <w:sz w:val="28"/>
           <w:szCs w:val="28"/>
         </w:rPr>
-        <w:t>Dilhani</w:t>
-      </w:r>
-      <w:proofErr w:type="spellEnd"/>
-      <w:r>
+        <w:t xml:space="preserve"> Seneviratne – [Student ID]</w:t>
+      </w:r>
+    </w:p>
+    <w:p>
+      <w:pPr>
         <w:rPr>
           <w:color w:val="000000" w:themeColor="text1"/>
           <w:sz w:val="28"/>
           <w:szCs w:val="28"/>
         </w:rPr>
-        <w:t xml:space="preserve"> Seneviratne – [Student ID]</w:t>
-      </w:r>
-    </w:p>
-    <w:p>
-      <w:pPr>
+      </w:pPr>
+      <w:r>
         <w:rPr>
           <w:color w:val="000000" w:themeColor="text1"/>
           <w:sz w:val="28"/>
           <w:szCs w:val="28"/>
         </w:rPr>
-      </w:pPr>
-      <w:r>
+        <w:t>Teaching Period: Teaching Period 2, 2026</w:t>
+      </w:r>
+    </w:p>
+    <w:p>
+      <w:pPr>
         <w:rPr>
           <w:color w:val="000000" w:themeColor="text1"/>
           <w:sz w:val="28"/>
           <w:szCs w:val="28"/>
         </w:rPr>
-        <w:t>Teaching Period: Teaching Period 2, 2026</w:t>
-      </w:r>
-    </w:p>
-    <w:p>
-      <w:pPr>
+      </w:pPr>
+      <w:r>
         <w:rPr>
           <w:color w:val="000000" w:themeColor="text1"/>
           <w:sz w:val="28"/>
           <w:szCs w:val="28"/>
         </w:rPr>
-      </w:pPr>
-      <w:r>
+        <w:t>Project Topic: OECD Health Statistics</w:t>
+      </w:r>
+    </w:p>
+    <w:p>
+      <w:pPr>
         <w:rPr>
           <w:color w:val="000000" w:themeColor="text1"/>
           <w:sz w:val="28"/>
           <w:szCs w:val="28"/>
         </w:rPr>
-        <w:t>Project Topic: OECD Health Statistics</w:t>
-      </w:r>
-    </w:p>
-    <w:p>
-      <w:pPr>
+      </w:pPr>
+      <w:r>
         <w:rPr>
           <w:color w:val="000000" w:themeColor="text1"/>
           <w:sz w:val="28"/>
           <w:szCs w:val="28"/>
         </w:rPr>
-      </w:pPr>
+        <w:t xml:space="preserve">Mercury Website: [Link to </w:t>
+      </w:r>
+      <w:proofErr w:type="gramStart"/>
       <w:r>
         <w:rPr>
           <w:color w:val="000000" w:themeColor="text1"/>
           <w:sz w:val="28"/>
           <w:szCs w:val="28"/>
         </w:rPr>
-        <w:t>Mercury Website: [Link to be added]</w:t>
+        <w:t>be added</w:t>
+      </w:r>
+      <w:proofErr w:type="gramEnd"/>
+      <w:r>
+        <w:rPr>
+          <w:color w:val="000000" w:themeColor="text1"/>
+          <w:sz w:val="28"/>
+          <w:szCs w:val="28"/>
+        </w:rPr>
+        <w:t>]</w:t>
       </w:r>
     </w:p>
     <w:p>
@@ -200,7 +210,25 @@
           <w:sz w:val="28"/>
           <w:szCs w:val="28"/>
         </w:rPr>
-        <w:t>Total Word Count: [To be added]</w:t>
+        <w:t xml:space="preserve">Total Word Count: [To </w:t>
+      </w:r>
+      <w:proofErr w:type="gramStart"/>
+      <w:r>
+        <w:rPr>
+          <w:color w:val="000000" w:themeColor="text1"/>
+          <w:sz w:val="28"/>
+          <w:szCs w:val="28"/>
+        </w:rPr>
+        <w:t>be added</w:t>
+      </w:r>
+      <w:proofErr w:type="gramEnd"/>
+      <w:r>
+        <w:rPr>
+          <w:color w:val="000000" w:themeColor="text1"/>
+          <w:sz w:val="28"/>
+          <w:szCs w:val="28"/>
+        </w:rPr>
+        <w:t>]</w:t>
       </w:r>
     </w:p>
     <w:p/>
@@ -273,13 +301,23 @@
     </w:p>
     <w:p>
       <w:r>
-        <w:t xml:space="preserve">The visualisation will be beneficial to students, researchers, policymakers and the </w:t>
-      </w:r>
-      <w:r>
-        <w:t>public</w:t>
-      </w:r>
-      <w:r>
-        <w:t xml:space="preserve"> interested in public health. Users will be able to compare countries, look at changes over time and find relationships between the cost of health care and the length of life. These comparisons will be easier to understand if presented visually as opposed to a large mass of raw data for analysis.</w:t>
+        <w:t xml:space="preserve">The visualisation will be beneficial to students, researchers, </w:t>
+      </w:r>
+      <w:proofErr w:type="gramStart"/>
+      <w:r>
+        <w:t>policymakers</w:t>
+      </w:r>
+      <w:proofErr w:type="gramEnd"/>
+      <w:r>
+        <w:t xml:space="preserve"> and the public interested in public health. Users will be able to compare countries, look at changes over </w:t>
+      </w:r>
+      <w:proofErr w:type="gramStart"/>
+      <w:r>
+        <w:t>time</w:t>
+      </w:r>
+      <w:proofErr w:type="gramEnd"/>
+      <w:r>
+        <w:t xml:space="preserve"> and find relationships between the cost of health care and the length of life. These comparisons will be easier to understand if presented visually as opposed to a large mass of raw data for analysis.</w:t>
       </w:r>
     </w:p>
     <w:p>
@@ -299,7 +337,15 @@
     </w:p>
     <w:p>
       <w:r>
-        <w:t>This project aims to examine how healthcare spending is linked to life expectancy in the selected OECD countries.</w:t>
+        <w:t xml:space="preserve">This project aims to examine how healthcare spending </w:t>
+      </w:r>
+      <w:proofErr w:type="gramStart"/>
+      <w:r>
+        <w:t>is linked</w:t>
+      </w:r>
+      <w:proofErr w:type="gramEnd"/>
+      <w:r>
+        <w:t xml:space="preserve"> to life expectancy in the selected OECD countries.</w:t>
       </w:r>
     </w:p>
     <w:p>
@@ -340,7 +386,15 @@
         </w:numPr>
       </w:pPr>
       <w:r>
-        <w:t xml:space="preserve">In how many years does the average person live in the selected OECD countries? </w:t>
+        <w:t xml:space="preserve">In how </w:t>
+      </w:r>
+      <w:proofErr w:type="gramStart"/>
+      <w:r>
+        <w:t>many</w:t>
+      </w:r>
+      <w:proofErr w:type="gramEnd"/>
+      <w:r>
+        <w:t xml:space="preserve"> years does the average person live in the selected OECD countries? </w:t>
       </w:r>
     </w:p>
     <w:p>
@@ -402,7 +456,15 @@
     </w:p>
     <w:p>
       <w:r>
-        <w:t>The project will be developed progressively throughout the teaching period.</w:t>
+        <w:t xml:space="preserve">The project will </w:t>
+      </w:r>
+      <w:proofErr w:type="gramStart"/>
+      <w:r>
+        <w:t>be developed</w:t>
+      </w:r>
+      <w:proofErr w:type="gramEnd"/>
+      <w:r>
+        <w:t xml:space="preserve"> progressively throughout the teaching period.</w:t>
       </w:r>
     </w:p>
     <w:tbl>
@@ -510,7 +572,15 @@
           </w:tcPr>
           <w:p>
             <w:r>
-              <w:t>Establish team communication, review assignment requirements and discuss potential project topics.</w:t>
+              <w:t xml:space="preserve">Establish team communication, review assignment </w:t>
+            </w:r>
+            <w:proofErr w:type="gramStart"/>
+            <w:r>
+              <w:t>requirements</w:t>
+            </w:r>
+            <w:proofErr w:type="gramEnd"/>
+            <w:r>
+              <w:t xml:space="preserve"> and discuss potential project topics.</w:t>
             </w:r>
           </w:p>
         </w:tc>
@@ -533,8 +603,13 @@
           </w:tcPr>
           <w:p>
             <w:r>
-              <w:t>Week 6</w:t>
+              <w:t xml:space="preserve">Week </w:t>
             </w:r>
+            <w:proofErr w:type="gramStart"/>
+            <w:r>
+              <w:t>6</w:t>
+            </w:r>
+            <w:proofErr w:type="gramEnd"/>
           </w:p>
         </w:tc>
         <w:tc>
@@ -574,8 +649,13 @@
           </w:tcPr>
           <w:p>
             <w:r>
-              <w:t>Week 7</w:t>
+              <w:t xml:space="preserve">Week </w:t>
             </w:r>
+            <w:proofErr w:type="gramStart"/>
+            <w:r>
+              <w:t>7</w:t>
+            </w:r>
+            <w:proofErr w:type="gramEnd"/>
           </w:p>
         </w:tc>
         <w:tc>
@@ -592,7 +672,15 @@
           </w:tcPr>
           <w:p>
             <w:r>
-              <w:t>Create GitHub repository, collect datasets and begin initial website development.</w:t>
+              <w:t xml:space="preserve">Create GitHub repository, collect </w:t>
+            </w:r>
+            <w:proofErr w:type="gramStart"/>
+            <w:r>
+              <w:t>datasets</w:t>
+            </w:r>
+            <w:proofErr w:type="gramEnd"/>
+            <w:r>
+              <w:t xml:space="preserve"> and begin initial website development.</w:t>
             </w:r>
           </w:p>
         </w:tc>
@@ -615,8 +703,13 @@
           </w:tcPr>
           <w:p>
             <w:r>
-              <w:t>Week 8</w:t>
+              <w:t xml:space="preserve">Week </w:t>
             </w:r>
+            <w:proofErr w:type="gramStart"/>
+            <w:r>
+              <w:t>8</w:t>
+            </w:r>
+            <w:proofErr w:type="gramEnd"/>
           </w:p>
         </w:tc>
         <w:tc>
@@ -656,8 +749,13 @@
           </w:tcPr>
           <w:p>
             <w:r>
-              <w:t>Week 9</w:t>
+              <w:t xml:space="preserve">Week </w:t>
             </w:r>
+            <w:proofErr w:type="gramStart"/>
+            <w:r>
+              <w:t>9</w:t>
+            </w:r>
+            <w:proofErr w:type="gramEnd"/>
           </w:p>
         </w:tc>
         <w:tc>
@@ -697,8 +795,13 @@
           </w:tcPr>
           <w:p>
             <w:r>
-              <w:t>Week 10</w:t>
+              <w:t xml:space="preserve">Week </w:t>
             </w:r>
+            <w:proofErr w:type="gramStart"/>
+            <w:r>
+              <w:t>10</w:t>
+            </w:r>
+            <w:proofErr w:type="gramEnd"/>
           </w:p>
         </w:tc>
         <w:tc>
@@ -738,8 +841,13 @@
           </w:tcPr>
           <w:p>
             <w:r>
-              <w:t>Week 11</w:t>
+              <w:t xml:space="preserve">Week </w:t>
             </w:r>
+            <w:proofErr w:type="gramStart"/>
+            <w:r>
+              <w:t>11</w:t>
+            </w:r>
+            <w:proofErr w:type="gramEnd"/>
           </w:p>
         </w:tc>
         <w:tc>
@@ -756,7 +864,15 @@
           </w:tcPr>
           <w:p>
             <w:r>
-              <w:t>Refine visualisations, website design and user interactions.</w:t>
+              <w:t xml:space="preserve">Refine visualisations, website </w:t>
+            </w:r>
+            <w:proofErr w:type="gramStart"/>
+            <w:r>
+              <w:t>design</w:t>
+            </w:r>
+            <w:proofErr w:type="gramEnd"/>
+            <w:r>
+              <w:t xml:space="preserve"> and user interactions.</w:t>
             </w:r>
           </w:p>
         </w:tc>
@@ -779,8 +895,13 @@
           </w:tcPr>
           <w:p>
             <w:r>
-              <w:t>Week 12</w:t>
+              <w:t xml:space="preserve">Week </w:t>
             </w:r>
+            <w:proofErr w:type="gramStart"/>
+            <w:r>
+              <w:t>12</w:t>
+            </w:r>
+            <w:proofErr w:type="gramEnd"/>
           </w:p>
         </w:tc>
         <w:tc>
@@ -796,8 +917,13 @@
             <w:hideMark/>
           </w:tcPr>
           <w:p>
+            <w:proofErr w:type="gramStart"/>
             <w:r>
-              <w:t>Test the website and visualisations and make improvements.</w:t>
+              <w:t>Test</w:t>
+            </w:r>
+            <w:proofErr w:type="gramEnd"/>
+            <w:r>
+              <w:t xml:space="preserve"> the website and visualisations and make improvements.</w:t>
             </w:r>
           </w:p>
         </w:tc>
@@ -849,36 +975,338 @@
         <w:rPr>
           <w:b/>
           <w:bCs/>
-          <w:sz w:val="32"/>
-          <w:szCs w:val="32"/>
-        </w:rPr>
-      </w:pPr>
-      <w:r>
+          <w:sz w:val="28"/>
+          <w:szCs w:val="28"/>
+        </w:rPr>
+      </w:pPr>
+      <w:r>
+        <w:rPr>
+          <w:b/>
+          <w:bCs/>
+          <w:sz w:val="28"/>
+          <w:szCs w:val="28"/>
+        </w:rPr>
+        <w:t>1.4 Team Collaboration and Project Setup</w:t>
+      </w:r>
+    </w:p>
+    <w:p>
+      <w:pPr>
+        <w:rPr>
+          <w:b/>
+          <w:bCs/>
+          <w:sz w:val="28"/>
+          <w:szCs w:val="28"/>
+        </w:rPr>
+        <w:sectPr>
+          <w:pgSz w:w="11906" w:h="16838"/>
+          <w:pgMar w:top="1440" w:right="1440" w:bottom="1440" w:left="1440" w:header="708" w:footer="708" w:gutter="0"/>
+          <w:cols w:space="708"/>
+          <w:docGrid w:linePitch="360"/>
+        </w:sectPr>
+      </w:pPr>
+    </w:p>
+    <w:tbl>
+      <w:tblPr>
+        <w:tblStyle w:val="TableGrid"/>
+        <w:tblW w:w="0" w:type="auto"/>
+        <w:tblBorders>
+          <w:top w:val="none" w:sz="0" w:space="0" w:color="auto"/>
+          <w:left w:val="none" w:sz="0" w:space="0" w:color="auto"/>
+          <w:bottom w:val="none" w:sz="0" w:space="0" w:color="auto"/>
+          <w:right w:val="none" w:sz="0" w:space="0" w:color="auto"/>
+          <w:insideH w:val="none" w:sz="0" w:space="0" w:color="auto"/>
+          <w:insideV w:val="none" w:sz="0" w:space="0" w:color="auto"/>
+        </w:tblBorders>
+        <w:tblLook w:val="04A0" w:firstRow="1" w:lastRow="0" w:firstColumn="1" w:lastColumn="0" w:noHBand="0" w:noVBand="1"/>
+      </w:tblPr>
+      <w:tblGrid>
+        <w:gridCol w:w="4370"/>
+      </w:tblGrid>
+      <w:tr>
+        <w:tc>
+          <w:tcPr>
+            <w:tcW w:w="4360" w:type="dxa"/>
+          </w:tcPr>
+          <w:p>
+            <w:pPr>
+              <w:rPr>
+                <w:b/>
+                <w:bCs/>
+                <w:sz w:val="28"/>
+                <w:szCs w:val="28"/>
+              </w:rPr>
+            </w:pPr>
+            <w:r>
+              <w:rPr>
+                <w:b/>
+                <w:bCs/>
+                <w:sz w:val="28"/>
+                <w:szCs w:val="28"/>
+              </w:rPr>
+              <w:drawing>
+                <wp:inline distT="0" distB="0" distL="0" distR="0" wp14:anchorId="1D776851" wp14:editId="08E9B0BD">
+                  <wp:extent cx="3048000" cy="2703443"/>
+                  <wp:effectExtent l="0" t="0" r="3810" b="1905"/>
+                  <wp:docPr id="1377836744" name="Picture 1"/>
+                  <wp:cNvGraphicFramePr>
+                    <a:graphicFrameLocks xmlns:a="http://schemas.openxmlformats.org/drawingml/2006/main" noChangeAspect="1"/>
+                  </wp:cNvGraphicFramePr>
+                  <a:graphic xmlns:a="http://schemas.openxmlformats.org/drawingml/2006/main">
+                    <a:graphicData uri="http://schemas.openxmlformats.org/drawingml/2006/picture">
+                      <pic:pic xmlns:pic="http://schemas.openxmlformats.org/drawingml/2006/picture">
+                        <pic:nvPicPr>
+                          <pic:cNvPr id="1377836744" name=""/>
+                          <pic:cNvPicPr/>
+                        </pic:nvPicPr>
+                        <pic:blipFill>
+                          <a:blip r:embed="rId6"/>
+                          <a:stretch>
+                            <a:fillRect/>
+                          </a:stretch>
+                        </pic:blipFill>
+                        <pic:spPr>
+                          <a:xfrm>
+                            <a:off x="0" y="0"/>
+                            <a:ext cx="3048000" cy="2703443"/>
+                          </a:xfrm>
+                          <a:prstGeom prst="rect">
+                            <a:avLst/>
+                          </a:prstGeom>
+                        </pic:spPr>
+                      </pic:pic>
+                    </a:graphicData>
+                  </a:graphic>
+                </wp:inline>
+              </w:drawing>
+            </w:r>
+          </w:p>
+        </w:tc>
+      </w:tr>
+    </w:tbl>
+    <w:p>
+      <w:pPr>
         <w:rPr>
           <w:b/>
           <w:bCs/>
           <w:sz w:val="32"/>
           <w:szCs w:val="32"/>
         </w:rPr>
-        <w:t>2. Data</w:t>
-      </w:r>
-    </w:p>
-    <w:p>
-      <w:pPr>
+        <w:sectPr>
+          <w:type w:val="continuous"/>
+          <w:pgSz w:w="11906" w:h="16838"/>
+          <w:pgMar w:top="1440" w:right="1440" w:bottom="1440" w:left="1440" w:header="708" w:footer="708" w:gutter="0"/>
+          <w:cols w:num="2" w:space="286"/>
+          <w:docGrid w:linePitch="360"/>
+        </w:sectPr>
+      </w:pPr>
+      <w:r>
+        <w:rPr>
+          <w:b/>
+          <w:bCs/>
+          <w:sz w:val="32"/>
+          <w:szCs w:val="32"/>
+        </w:rPr>
+        <w:t xml:space="preserve"> </w:t>
+      </w:r>
+      <w:r>
         <w:rPr>
           <w:b/>
           <w:bCs/>
           <w:sz w:val="28"/>
           <w:szCs w:val="28"/>
         </w:rPr>
-      </w:pPr>
-      <w:r>
+        <w:drawing>
+          <wp:inline distT="0" distB="0" distL="0" distR="0" wp14:anchorId="67A21158" wp14:editId="14239D5D">
+            <wp:extent cx="2774745" cy="2353540"/>
+            <wp:effectExtent l="0" t="0" r="6985" b="8890"/>
+            <wp:docPr id="177818327" name="Picture 1"/>
+            <wp:cNvGraphicFramePr>
+              <a:graphicFrameLocks xmlns:a="http://schemas.openxmlformats.org/drawingml/2006/main" noChangeAspect="1"/>
+            </wp:cNvGraphicFramePr>
+            <a:graphic xmlns:a="http://schemas.openxmlformats.org/drawingml/2006/main">
+              <a:graphicData uri="http://schemas.openxmlformats.org/drawingml/2006/picture">
+                <pic:pic xmlns:pic="http://schemas.openxmlformats.org/drawingml/2006/picture">
+                  <pic:nvPicPr>
+                    <pic:cNvPr id="177818327" name=""/>
+                    <pic:cNvPicPr/>
+                  </pic:nvPicPr>
+                  <pic:blipFill>
+                    <a:blip r:embed="rId7"/>
+                    <a:stretch>
+                      <a:fillRect/>
+                    </a:stretch>
+                  </pic:blipFill>
+                  <pic:spPr>
+                    <a:xfrm>
+                      <a:off x="0" y="0"/>
+                      <a:ext cx="2793743" cy="2369654"/>
+                    </a:xfrm>
+                    <a:prstGeom prst="rect">
+                      <a:avLst/>
+                    </a:prstGeom>
+                  </pic:spPr>
+                </pic:pic>
+              </a:graphicData>
+            </a:graphic>
+          </wp:inline>
+        </w:drawing>
+      </w:r>
+    </w:p>
+    <w:p>
+      <w:pPr>
+        <w:rPr>
+          <w:b/>
+          <w:bCs/>
+          <w:sz w:val="32"/>
+          <w:szCs w:val="32"/>
+        </w:rPr>
+      </w:pPr>
+    </w:p>
+    <w:p>
+      <w:pPr>
+        <w:rPr>
+          <w:b/>
+          <w:bCs/>
+          <w:sz w:val="32"/>
+          <w:szCs w:val="32"/>
+        </w:rPr>
+      </w:pPr>
+    </w:p>
+    <w:p>
+      <w:pPr>
         <w:rPr>
           <w:b/>
           <w:bCs/>
           <w:sz w:val="28"/>
           <w:szCs w:val="28"/>
         </w:rPr>
+      </w:pPr>
+      <w:r>
+        <w:rPr>
+          <w:b/>
+          <w:bCs/>
+          <w:sz w:val="28"/>
+          <w:szCs w:val="28"/>
+        </w:rPr>
+        <w:lastRenderedPageBreak/>
+        <w:t>1.4 Team Collaboration and Project Setup</w:t>
+      </w:r>
+    </w:p>
+    <w:p>
+      <w:pPr>
+        <w:rPr>
+          <w:b/>
+          <w:bCs/>
+          <w:sz w:val="28"/>
+          <w:szCs w:val="28"/>
+        </w:rPr>
+      </w:pPr>
+    </w:p>
+    <w:p>
+      <w:pPr>
+        <w:rPr>
+          <w:b/>
+          <w:bCs/>
+          <w:sz w:val="28"/>
+          <w:szCs w:val="28"/>
+        </w:rPr>
+      </w:pPr>
+      <w:r>
+        <w:rPr>
+          <w:b/>
+          <w:bCs/>
+          <w:sz w:val="28"/>
+          <w:szCs w:val="28"/>
+        </w:rPr>
+        <w:drawing>
+          <wp:inline distT="0" distB="0" distL="0" distR="0" wp14:anchorId="5CE242FB" wp14:editId="1AB3BA00">
+            <wp:extent cx="5731510" cy="2688590"/>
+            <wp:effectExtent l="0" t="0" r="2540" b="0"/>
+            <wp:docPr id="1683608470" name="Picture 1"/>
+            <wp:cNvGraphicFramePr>
+              <a:graphicFrameLocks xmlns:a="http://schemas.openxmlformats.org/drawingml/2006/main" noChangeAspect="1"/>
+            </wp:cNvGraphicFramePr>
+            <a:graphic xmlns:a="http://schemas.openxmlformats.org/drawingml/2006/main">
+              <a:graphicData uri="http://schemas.openxmlformats.org/drawingml/2006/picture">
+                <pic:pic xmlns:pic="http://schemas.openxmlformats.org/drawingml/2006/picture">
+                  <pic:nvPicPr>
+                    <pic:cNvPr id="1683608470" name=""/>
+                    <pic:cNvPicPr/>
+                  </pic:nvPicPr>
+                  <pic:blipFill>
+                    <a:blip r:embed="rId8"/>
+                    <a:stretch>
+                      <a:fillRect/>
+                    </a:stretch>
+                  </pic:blipFill>
+                  <pic:spPr>
+                    <a:xfrm>
+                      <a:off x="0" y="0"/>
+                      <a:ext cx="5731510" cy="2688590"/>
+                    </a:xfrm>
+                    <a:prstGeom prst="rect">
+                      <a:avLst/>
+                    </a:prstGeom>
+                  </pic:spPr>
+                </pic:pic>
+              </a:graphicData>
+            </a:graphic>
+          </wp:inline>
+        </w:drawing>
+      </w:r>
+    </w:p>
+    <w:p>
+      <w:pPr>
+        <w:rPr>
+          <w:b/>
+          <w:bCs/>
+          <w:sz w:val="28"/>
+          <w:szCs w:val="28"/>
+        </w:rPr>
+        <w:sectPr>
+          <w:type w:val="continuous"/>
+          <w:pgSz w:w="11906" w:h="16838"/>
+          <w:pgMar w:top="1440" w:right="1440" w:bottom="1440" w:left="1440" w:header="708" w:footer="708" w:gutter="0"/>
+          <w:cols w:space="286"/>
+          <w:docGrid w:linePitch="360"/>
+        </w:sectPr>
+      </w:pPr>
+    </w:p>
+    <w:p>
+      <w:pPr>
+        <w:rPr>
+          <w:b/>
+          <w:bCs/>
+          <w:sz w:val="32"/>
+          <w:szCs w:val="32"/>
+        </w:rPr>
+      </w:pPr>
+      <w:r>
+        <w:rPr>
+          <w:b/>
+          <w:bCs/>
+          <w:sz w:val="32"/>
+          <w:szCs w:val="32"/>
+        </w:rPr>
+        <w:t>2. Data</w:t>
+      </w:r>
+    </w:p>
+    <w:p>
+      <w:pPr>
+        <w:rPr>
+          <w:b/>
+          <w:bCs/>
+          <w:sz w:val="28"/>
+          <w:szCs w:val="28"/>
+        </w:rPr>
+      </w:pPr>
+      <w:r>
+        <w:rPr>
+          <w:b/>
+          <w:bCs/>
+          <w:sz w:val="28"/>
+          <w:szCs w:val="28"/>
+        </w:rPr>
         <w:t>2.1 Data Sources</w:t>
       </w:r>
     </w:p>
@@ -892,19 +1320,33 @@
         <w:rPr>
           <w:color w:val="000000" w:themeColor="text1"/>
         </w:rPr>
-        <w:t>Currently, two datasets on OECD health statistics are used in the project:</w:t>
-      </w:r>
-    </w:p>
-    <w:p>
-      <w:pPr>
+        <w:t xml:space="preserve">Currently, two datasets on OECD health statistics </w:t>
+      </w:r>
+      <w:proofErr w:type="gramStart"/>
+      <w:r>
         <w:rPr>
           <w:color w:val="000000" w:themeColor="text1"/>
         </w:rPr>
-      </w:pPr>
+        <w:t>are used</w:t>
+      </w:r>
+      <w:proofErr w:type="gramEnd"/>
       <w:r>
         <w:rPr>
           <w:color w:val="000000" w:themeColor="text1"/>
         </w:rPr>
+        <w:t xml:space="preserve"> in the project:</w:t>
+      </w:r>
+    </w:p>
+    <w:p>
+      <w:pPr>
+        <w:rPr>
+          <w:color w:val="000000" w:themeColor="text1"/>
+        </w:rPr>
+      </w:pPr>
+      <w:r>
+        <w:rPr>
+          <w:color w:val="000000" w:themeColor="text1"/>
+        </w:rPr>
         <w:t xml:space="preserve">1. Life Expectancy dataset </w:t>
       </w:r>
       <w:r>
@@ -912,32 +1354,47 @@
           <w:color w:val="000000" w:themeColor="text1"/>
         </w:rPr>
         <w:br/>
-        <w:t xml:space="preserve">2. Healthcare Expenditure dataset </w:t>
-      </w:r>
-    </w:p>
-    <w:p>
-      <w:pPr>
+      </w:r>
+      <w:proofErr w:type="gramStart"/>
+      <w:r>
         <w:rPr>
           <w:color w:val="000000" w:themeColor="text1"/>
         </w:rPr>
-      </w:pPr>
+        <w:t>2</w:t>
+      </w:r>
+      <w:proofErr w:type="gramEnd"/>
       <w:r>
         <w:rPr>
           <w:color w:val="000000" w:themeColor="text1"/>
         </w:rPr>
-        <w:t xml:space="preserve">This set of data is used to create a plot of life expectancy versus country for </w:t>
-      </w:r>
-      <w:r>
+        <w:t xml:space="preserve">. Healthcare Expenditure dataset </w:t>
+      </w:r>
+    </w:p>
+    <w:p>
+      <w:pPr>
         <w:rPr>
           <w:color w:val="000000" w:themeColor="text1"/>
         </w:rPr>
-        <w:t>years</w:t>
-      </w:r>
+      </w:pPr>
       <w:r>
         <w:rPr>
           <w:color w:val="000000" w:themeColor="text1"/>
         </w:rPr>
-        <w:t>. The country name and year value are relevant attributes, so is life expectancy value.</w:t>
+        <w:t xml:space="preserve">This set of data </w:t>
+      </w:r>
+      <w:proofErr w:type="gramStart"/>
+      <w:r>
+        <w:rPr>
+          <w:color w:val="000000" w:themeColor="text1"/>
+        </w:rPr>
+        <w:t>is used</w:t>
+      </w:r>
+      <w:proofErr w:type="gramEnd"/>
+      <w:r>
+        <w:rPr>
+          <w:color w:val="000000" w:themeColor="text1"/>
+        </w:rPr>
+        <w:t xml:space="preserve"> to create a plot of life expectancy versus country for years. The country name and year value are relevant attributes, so is life expectancy value.</w:t>
       </w:r>
       <w:r>
         <w:rPr>
@@ -993,7 +1450,6 @@
         </w:numPr>
       </w:pPr>
       <w:r>
-        <w:lastRenderedPageBreak/>
         <w:t>OECD Health Statistics – Health Expenditure and Financing</w:t>
       </w:r>
     </w:p>
@@ -1020,7 +1476,7 @@
           <w:numId w:val="8"/>
         </w:numPr>
       </w:pPr>
-      <w:hyperlink r:id="rId6" w:history="1">
+      <w:hyperlink r:id="rId9" w:history="1">
         <w:r>
           <w:rPr>
             <w:rStyle w:val="Hyperlink"/>
@@ -1037,7 +1493,7 @@
           <w:numId w:val="8"/>
         </w:numPr>
       </w:pPr>
-      <w:hyperlink r:id="rId7" w:history="1">
+      <w:hyperlink r:id="rId10" w:history="1">
         <w:r>
           <w:rPr>
             <w:rStyle w:val="Hyperlink"/>
@@ -1048,12 +1504,45 @@
     </w:p>
     <w:p>
       <w:r>
-        <w:t>The datasets are mostly tabular data including categorical and quantitative data. The attributes are categorical for country, then numerical for life expectancy, year and healthcare expenditure that are used for visualisations.</w:t>
-      </w:r>
-    </w:p>
-    <w:p>
-      <w:r>
-        <w:t>Only attributes that are needed for visualisation will be utilized. If the need to compare the countries, years, healthcare expenditure and life expectancy does not require one or more additional metadata fields, they will not appear in the final visualisation</w:t>
+        <w:lastRenderedPageBreak/>
+        <w:t xml:space="preserve">The datasets are mostly tabular data including categorical and quantitative data. The attributes are categorical for country, then numerical for life expectancy, year and healthcare expenditure that </w:t>
+      </w:r>
+      <w:proofErr w:type="gramStart"/>
+      <w:r>
+        <w:t>are used</w:t>
+      </w:r>
+      <w:proofErr w:type="gramEnd"/>
+      <w:r>
+        <w:t xml:space="preserve"> for visualisations.</w:t>
+      </w:r>
+    </w:p>
+    <w:p>
+      <w:r>
+        <w:t xml:space="preserve">Only attributes that </w:t>
+      </w:r>
+      <w:proofErr w:type="gramStart"/>
+      <w:r>
+        <w:t>are needed</w:t>
+      </w:r>
+      <w:proofErr w:type="gramEnd"/>
+      <w:r>
+        <w:t xml:space="preserve"> for visualisation will </w:t>
+      </w:r>
+      <w:proofErr w:type="gramStart"/>
+      <w:r>
+        <w:t>be utilized</w:t>
+      </w:r>
+      <w:proofErr w:type="gramEnd"/>
+      <w:r>
+        <w:t xml:space="preserve">. If the need to compare the countries, years, healthcare </w:t>
+      </w:r>
+      <w:proofErr w:type="gramStart"/>
+      <w:r>
+        <w:t>expenditure</w:t>
+      </w:r>
+      <w:proofErr w:type="gramEnd"/>
+      <w:r>
+        <w:t xml:space="preserve"> and life expectancy does not require one or more additional metadata fields, they will not appear in the final visualisation</w:t>
       </w:r>
       <w:r>
         <w:t>.</w:t>
@@ -1076,32 +1565,52 @@
     </w:p>
     <w:p>
       <w:r>
-        <w:t xml:space="preserve">After examination of the </w:t>
-      </w:r>
-      <w:r>
-        <w:t>datasets,</w:t>
-      </w:r>
-      <w:r>
-        <w:t xml:space="preserve"> it is evident that there are a lot of attributes and observations in the OECD CSV files that are not needed for the project. The data sets will therefore be limited to the focus aspect, i.e. to the countries, years and measures that are relevant to the visualisation.</w:t>
-      </w:r>
-    </w:p>
-    <w:p>
-      <w:r>
-        <w:t xml:space="preserve">Each observation will </w:t>
-      </w:r>
-      <w:r>
-        <w:t>include</w:t>
-      </w:r>
-      <w:r>
-        <w:t xml:space="preserve"> </w:t>
+        <w:t xml:space="preserve">After examination of the datasets, it is evident that there are </w:t>
       </w:r>
       <w:proofErr w:type="gramStart"/>
       <w:r>
+        <w:t>a lot of</w:t>
+      </w:r>
+      <w:proofErr w:type="gramEnd"/>
+      <w:r>
+        <w:t xml:space="preserve"> attributes and observations in the OECD CSV files that </w:t>
+      </w:r>
+      <w:proofErr w:type="gramStart"/>
+      <w:r>
+        <w:t>are not needed</w:t>
+      </w:r>
+      <w:proofErr w:type="gramEnd"/>
+      <w:r>
+        <w:t xml:space="preserve"> for the project. The data sets will therefore </w:t>
+      </w:r>
+      <w:proofErr w:type="gramStart"/>
+      <w:r>
+        <w:t>be limited</w:t>
+      </w:r>
+      <w:proofErr w:type="gramEnd"/>
+      <w:r>
+        <w:t xml:space="preserve"> to the focus aspect, i.e. to the countries, years and measures that are relevant to the visualisation.</w:t>
+      </w:r>
+    </w:p>
+    <w:p>
+      <w:r>
+        <w:t xml:space="preserve">Each observation will include </w:t>
+      </w:r>
+      <w:proofErr w:type="gramStart"/>
+      <w:r>
         <w:t>Country</w:t>
       </w:r>
       <w:proofErr w:type="gramEnd"/>
       <w:r>
-        <w:t xml:space="preserve"> and year will be used for matching the two datasets:</w:t>
+        <w:t xml:space="preserve"> and year will </w:t>
+      </w:r>
+      <w:proofErr w:type="gramStart"/>
+      <w:r>
+        <w:t>be used</w:t>
+      </w:r>
+      <w:proofErr w:type="gramEnd"/>
+      <w:r>
+        <w:t xml:space="preserve"> for matching the two datasets:</w:t>
       </w:r>
     </w:p>
     <w:p>
@@ -1154,12 +1663,36 @@
     </w:p>
     <w:p>
       <w:r>
-        <w:t>Early testing has been done with the D3.js library to load in each dataset and create a merged dataset with matched observations.</w:t>
-      </w:r>
-    </w:p>
-    <w:p>
-      <w:r>
-        <w:t>Additional data cleaning and processing will take place as the visualisation is developed. Any further filtering, transformation or derived variables will be documented in this section.</w:t>
+        <w:t xml:space="preserve">Early testing has </w:t>
+      </w:r>
+      <w:proofErr w:type="gramStart"/>
+      <w:r>
+        <w:t>been done</w:t>
+      </w:r>
+      <w:proofErr w:type="gramEnd"/>
+      <w:r>
+        <w:t xml:space="preserve"> with the D3.js library to load in each dataset and create a merged dataset with matched observations.</w:t>
+      </w:r>
+    </w:p>
+    <w:p>
+      <w:r>
+        <w:t xml:space="preserve">Additional data cleaning and processing will take place as the visualisation </w:t>
+      </w:r>
+      <w:proofErr w:type="gramStart"/>
+      <w:r>
+        <w:t>is developed</w:t>
+      </w:r>
+      <w:proofErr w:type="gramEnd"/>
+      <w:r>
+        <w:t xml:space="preserve">. Any further filtering, transformation or derived variables will </w:t>
+      </w:r>
+      <w:proofErr w:type="gramStart"/>
+      <w:r>
+        <w:t>be documented</w:t>
+      </w:r>
+      <w:proofErr w:type="gramEnd"/>
+      <w:r>
+        <w:t xml:space="preserve"> in this section.</w:t>
       </w:r>
     </w:p>
     <w:p>
@@ -1188,11 +1721,13 @@
     </w:p>
     <w:p>
       <w:r>
-        <w:t xml:space="preserve">Based on the project needs, there is a list of must have requirements that should be </w:t>
-      </w:r>
-      <w:r>
-        <w:t>considered</w:t>
-      </w:r>
+        <w:t xml:space="preserve">Based on the project needs, there is a list of must have requirements that should </w:t>
+      </w:r>
+      <w:proofErr w:type="gramStart"/>
+      <w:r>
+        <w:t>be considered</w:t>
+      </w:r>
+      <w:proofErr w:type="gramEnd"/>
       <w:r>
         <w:t xml:space="preserve"> at the very beginning of the design of the project:</w:t>
       </w:r>
@@ -1242,12 +1777,19 @@
         </w:numPr>
       </w:pPr>
       <w:r>
-        <w:lastRenderedPageBreak/>
         <w:t xml:space="preserve">Give user the ability to see how things changed over the years. </w:t>
       </w:r>
       <w:r>
         <w:br/>
-        <w:t xml:space="preserve">Clearly label axes, values and countries. </w:t>
+        <w:t xml:space="preserve">Clearly label axes, </w:t>
+      </w:r>
+      <w:proofErr w:type="gramStart"/>
+      <w:r>
+        <w:t>values</w:t>
+      </w:r>
+      <w:proofErr w:type="gramEnd"/>
+      <w:r>
+        <w:t xml:space="preserve"> and countries. </w:t>
       </w:r>
     </w:p>
     <w:p>
@@ -1288,6 +1830,15 @@
     </w:p>
     <w:p>
       <w:pPr>
+        <w:pStyle w:val="ListParagraph"/>
+        <w:numPr>
+          <w:ilvl w:val="0"/>
+          <w:numId w:val="12"/>
+        </w:numPr>
+      </w:pPr>
+    </w:p>
+    <w:p>
+      <w:pPr>
         <w:rPr>
           <w:b/>
           <w:bCs/>
@@ -1298,12 +1849,26 @@
           <w:b/>
           <w:bCs/>
         </w:rPr>
+        <w:lastRenderedPageBreak/>
         <w:t>3.2 Optional Features</w:t>
       </w:r>
     </w:p>
     <w:p>
-      <w:r>
-        <w:t>Some other options may be included:</w:t>
+      <w:proofErr w:type="gramStart"/>
+      <w:r>
+        <w:t>Some</w:t>
+      </w:r>
+      <w:proofErr w:type="gramEnd"/>
+      <w:r>
+        <w:t xml:space="preserve"> other options may </w:t>
+      </w:r>
+      <w:proofErr w:type="gramStart"/>
+      <w:r>
+        <w:t>be included</w:t>
+      </w:r>
+      <w:proofErr w:type="gramEnd"/>
+      <w:r>
+        <w:t>:</w:t>
       </w:r>
     </w:p>
     <w:p>
@@ -1332,7 +1897,15 @@
         </w:numPr>
       </w:pPr>
       <w:r>
-        <w:t xml:space="preserve">A method is provided for choosing or filtering on a year level. </w:t>
+        <w:t xml:space="preserve">A method </w:t>
+      </w:r>
+      <w:proofErr w:type="gramStart"/>
+      <w:r>
+        <w:t>is provided</w:t>
+      </w:r>
+      <w:proofErr w:type="gramEnd"/>
+      <w:r>
+        <w:t xml:space="preserve"> for choosing or filtering on a year level. </w:t>
       </w:r>
     </w:p>
     <w:p>
@@ -1385,7 +1958,15 @@
     </w:p>
     <w:p>
       <w:r>
-        <w:t xml:space="preserve">The above will be factored in </w:t>
+        <w:t xml:space="preserve">The above will </w:t>
+      </w:r>
+      <w:proofErr w:type="gramStart"/>
+      <w:r>
+        <w:t>be factored</w:t>
+      </w:r>
+      <w:proofErr w:type="gramEnd"/>
+      <w:r>
+        <w:t xml:space="preserve"> in </w:t>
       </w:r>
       <w:proofErr w:type="gramStart"/>
       <w:r>
@@ -1416,12 +1997,33 @@
     </w:p>
     <w:p>
       <w:r>
-        <w:t>The project is currently in the early design stage. Several visualisation approaches will be considered before selecting the final design.</w:t>
-      </w:r>
-    </w:p>
-    <w:p>
-      <w:r>
-        <w:t>Possible visualisation ideas include:</w:t>
+        <w:t xml:space="preserve">The project is currently in the early design stage. </w:t>
+      </w:r>
+      <w:proofErr w:type="gramStart"/>
+      <w:r>
+        <w:t>Several</w:t>
+      </w:r>
+      <w:proofErr w:type="gramEnd"/>
+      <w:r>
+        <w:t xml:space="preserve"> visualisation approaches will </w:t>
+      </w:r>
+      <w:proofErr w:type="gramStart"/>
+      <w:r>
+        <w:t>be considered</w:t>
+      </w:r>
+      <w:proofErr w:type="gramEnd"/>
+      <w:r>
+        <w:t xml:space="preserve"> before selecting the final design.</w:t>
+      </w:r>
+    </w:p>
+    <w:p>
+      <w:proofErr w:type="gramStart"/>
+      <w:r>
+        <w:t>Possible visualisation</w:t>
+      </w:r>
+      <w:proofErr w:type="gramEnd"/>
+      <w:r>
+        <w:t xml:space="preserve"> ideas include:</w:t>
       </w:r>
     </w:p>
     <w:p>
@@ -1486,12 +2088,28 @@
     </w:p>
     <w:p>
       <w:r>
-        <w:lastRenderedPageBreak/>
-        <w:t>These designs are preliminary and will be refined as the project progresses. Sketches and screenshots showing the evolution of the design will be added later.</w:t>
+        <w:t xml:space="preserve">These designs are preliminary and will </w:t>
+      </w:r>
+      <w:proofErr w:type="gramStart"/>
+      <w:r>
+        <w:t>be refined</w:t>
+      </w:r>
+      <w:proofErr w:type="gramEnd"/>
+      <w:r>
+        <w:t xml:space="preserve"> as the project progresses. Sketches and screenshots showing the evolution of the design will </w:t>
+      </w:r>
+      <w:proofErr w:type="gramStart"/>
+      <w:r>
+        <w:t>be added</w:t>
+      </w:r>
+      <w:proofErr w:type="gramEnd"/>
+      <w:r>
+        <w:t xml:space="preserve"> later.</w:t>
       </w:r>
     </w:p>
     <w:p/>
     <w:sectPr>
+      <w:type w:val="continuous"/>
       <w:pgSz w:w="11906" w:h="16838"/>
       <w:pgMar w:top="1440" w:right="1440" w:bottom="1440" w:left="1440" w:header="708" w:footer="708" w:gutter="0"/>
       <w:cols w:space="708"/>
@@ -4010,6 +4628,25 @@
       <w:shd w:val="clear" w:color="auto" w:fill="E1DFDD"/>
     </w:rPr>
   </w:style>
+  <w:style w:type="table" w:styleId="TableGrid">
+    <w:name w:val="Table Grid"/>
+    <w:basedOn w:val="TableNormal"/>
+    <w:uiPriority w:val="39"/>
+    <w:rsid w:val="00F808CE"/>
+    <w:pPr>
+      <w:spacing w:after="0" w:line="240" w:lineRule="auto"/>
+    </w:pPr>
+    <w:tblPr>
+      <w:tblBorders>
+        <w:top w:val="single" w:sz="4" w:space="0" w:color="auto"/>
+        <w:left w:val="single" w:sz="4" w:space="0" w:color="auto"/>
+        <w:bottom w:val="single" w:sz="4" w:space="0" w:color="auto"/>
+        <w:right w:val="single" w:sz="4" w:space="0" w:color="auto"/>
+        <w:insideH w:val="single" w:sz="4" w:space="0" w:color="auto"/>
+        <w:insideV w:val="single" w:sz="4" w:space="0" w:color="auto"/>
+      </w:tblBorders>
+    </w:tblPr>
+  </w:style>
 </w:styles>
 </file>
 
